--- a/example_articles/states/New Mexico/3.states_New Mexico_New_York_Times.docx
+++ b/example_articles/states/New Mexico/3.states_New Mexico_New_York_Times.docx
@@ -7,9 +7,9 @@
         <w:pStyle w:val="Heading1"/>
       </w:pPr>
       <w:r>
-        <w:t>PUBLIC LIVES;</w:t>
+        <w:t>BOOKS OF THE TIMES;</w:t>
         <w:br/>
-        <w:t>Uniting World Against Violence to Women</w:t>
+        <w:t>Perceiving Lawrence by Not Writing About Him</w:t>
       </w:r>
     </w:p>
     <w:p>
@@ -19,22 +19,22 @@
     </w:p>
     <w:p>
       <w:r>
-        <w:t>Date: 2000-05-31</w:t>
+        <w:t>Date: 1998-04-20</w:t>
       </w:r>
     </w:p>
     <w:p>
       <w:r>
-        <w:t>Section: Section B; ; Section B; Page 2; Column 4; Metropolitan Desk ; Column 4; ; Biography</w:t>
+        <w:t>Section: Section E; ; Section E; Page 8; Column 3; The Arts/Cultural Desk ; Column 3; ; Review</w:t>
       </w:r>
     </w:p>
     <w:p>
       <w:r>
-        <w:t>Source file: NYT/41.DOCX</w:t>
+        <w:t>Source file: NYT/44.DOCX</w:t>
       </w:r>
     </w:p>
     <w:p>
       <w:r>
-        <w:t>Raw locations result, 'locations': ['New Mexico']</w:t>
+        <w:t>Raw locations result, 'locations': ['England', 'Sicily (Italy)', 'Mexico', 'New Mexico (U.S.)']</w:t>
       </w:r>
     </w:p>
     <w:p>
@@ -51,46 +51,37 @@
     </w:p>
     <w:p>
       <w:r>
-        <w:t>CHARLOTTE BUNCH is an earnest woman with a mission: to build a worldwide network of feminists who will press their local governments to end violence against women, be it genital mutilation in Africa, bride burning in India, honor killing in the Middle East or rape on the battlefields of Bosnia.</w:t>
+        <w:t>OUT OF SHEER RAGE</w:t>
         <w:br/>
-        <w:t>In certain hands, these are the topics of tabloid television. Picture women in exotic dress, with their backs to the camera, telling lurid tales of abuse. Picture prime-time promos, studded with exclamation marks.  Picture early Geraldo, braying outrage.</w:t>
+        <w:t>Wrestling With D. H. Lawrence</w:t>
         <w:br/>
-        <w:t>This is not Ms. Bunch's way. She makes her case with the measured convolutions of academia and diplomacy, verbal porridge to some but suitable to her position as director of the Center for Women's Global Leadership at Rutgers University and a key player in the movement for international human rights for women.</w:t>
+        <w:t>By Geoff Dyer</w:t>
         <w:br/>
-        <w:t>On Sunday, Ms. Bunch will lead a symposium at Columbia University on the eve of a special session of the United Nations General Assembly, known as Beijing Plus Five, which will review the progress made since the 1995 World Conference on Women. That conference of 181 nations produced a "platform for action," which women's groups hoped would become an international standard.</w:t>
+        <w:t>242 pages. North Point Press/Farrar, Straus &amp; Giroux. $23.</w:t>
         <w:br/>
-        <w:t>Ms. Bunch's 10-year-old institute trains many of these international feminists in leadership skills and organizing techniques. What may be new to the women of Namibia or Guatemala is old hat to Ms. Bunch, who in the 1960's and 70's was quite the firebrand.</w:t>
+        <w:t>"Out of sheer rage I've begun my book on Thomas Hardy," wrote D. H. Lawrence on Sept. 5, 1914. "It will be about anything but Thomas Hardy I am afraid -- queer stuff -- but not bad."</w:t>
         <w:br/>
-        <w:t>It is hard to see the radical passion of youth in the 55-year-old woman who spends most of her time these days in conference rooms overlooking United Nations Plaza. Ms. Bunch is conservatively dressed, her hair cropped for convenience and her only accessory a utilitarian tote bag. She calls herself an activist and remains one, staid but fervent.</w:t>
+        <w:t>Out of sheer rage Geoff Dyer has completed his book about D. H. Lawrence, "Out of Sheer Rage: Wrestling With D. H. Lawrence." It's about many things besides D. H. Lawrence -- strange stuff -- not only not bad, but also very amusing.</w:t>
         <w:br/>
-        <w:t>Ms. Bunch came of age at Duke University, in the midst of the civil rights and antiwar movement, learning community organizing as a member of the World Student Christian Federation, one of many faith-based organizations of that era that schooled the leaders of the New Left.</w:t>
+        <w:t>One source of Mr. Dyer's rage is apparently frustration over his writer's block. He wanted to write "a sober, academic study" of Lawrence, but every time he sat down to work on it, he thought about a novel he also had in mind. "So I went from making notes on Lawrence to making notes for my novel, by which I mean I went from not working on my book about Lawrence to not working on the novel because all of this to-ing and fro-ing and note-taking actually meant that I never did any work on either book."</w:t>
         <w:br/>
-        <w:t>She took a path different from her family's, but came naturally to her social action. Her parents, Methodist missionaries, were studying to go to China when Pearl Harbor intervened. Instead, her father, a family doctor, volunteered for assignment in under-served rural areas.</w:t>
+        <w:t>Another problem was where to write. Paris was too expensive. Rome, where he moved into the apartment of his "almost-wife," Laura, was too hot. The Greek island of Alonissos, where he and Laura were invited by wealthy friends, was too beautiful.</w:t>
         <w:br/>
-        <w:t>HE wound up in Artesia, N.M., far from Taos or Sante Fe, in a part of the state known as Little West Texas. "We were liberals in a conservative small town," Ms. Bunch said. "Professionals, when everyone else was working class."</w:t>
+        <w:t>He writes: "Except for looking at the brochure-blue sea and sky -- which after a couple of days, we scarcely even noticed -- there was nothing to do and for that reason it was impossible to get any work done. The best circumstances for writing, I realized within days of arriving on Alonissos, were those in which the world is constantly knocking at your door; in such circumstances the work you were engaged in generated a kind of pressure, a force to keep the world at bay. Whereas here, on Alonissos, there was nothing to keep at bay, there was no incentive to generate any pressure within the work, and so the surrounding emptiness invaded and dissipated, overwhelmed you with inertia."</w:t>
         <w:br/>
-        <w:t>Her mother was a social worker until her four children were born, then what Ms. Bunch calls a "civic actor," the first woman to be president of the school board and later founder of the state's first community mental health program. Mrs. Bunch is 87, teaching English to immigrants and feeding the homeless.</w:t>
+        <w:t>Mr. Dyer's plight might seem tedious, even depressing, but for the fact that the book he can't write -- or rather the book about the books he can't write -- keeps unwinding before your eyes in sinuous, comic prose. In the spirit of Julian Barnes's "Flaubert's Parrot" and Alain de Botton's "How Proust Can Change Your Life," Mr. Dyer's "Out of Sheer Rage" keeps circling its subject in widening loops and then darting at it when you least expect it to.</w:t>
         <w:br/>
-        <w:t>Ms. Bunch's two sisters are schoolteachers and her brother a small-town doctor. "I'm the only one who made a career of being an activist," she said. "But all of us made a life of service in the community."</w:t>
+        <w:t>Yet even when it meanders -- most of all when it meanders -- the book remains amusingly paradoxical. The author previously of "Ways of Telling," a study of the critic John Berger, "The Color of Memory," a novel, and "But Beautiful: A Book About Jazz," Mr. Dyer in "Out of Sheer Rage" uses the subject of Lawrence to unveil himself. He writes about everything from his own physical ills to the joy he takes in not being interested in the theater, from what he sees as the decline of the novel to the low standard of the art produced in Taos, N.M., and from his hatred of seafood to the ingenuity with which Italians pursue trivial ends. (On the subject of Italians wearing seat belts, he tells of someone "who sold T-shirts with a diagonal black band printed across the chest so that the police would be deceived into thinking you were wearing your seat belt.")</w:t>
         <w:br/>
-        <w:t>After Duke, where Ms. Bunch studied history and political science and participated in the early sit-ins, she accepted a fellowship at the Institute for Policy Studies, a left-leaning research group in Washington. She had expected to be a full-fledged member of an intellectual community, as she had been in the Christian Federation, but instead encountered male chauvinism typical of the times.</w:t>
+        <w:t>So in what way is this combination of biography and autobiography finally what Mr. Dyer calls a study of -- and homage to -- Lawrence, "the writer who had made me want to become a writer"? As he circles and darts and travels with Laura to the places that Lawrence lived -- from Eastwood, England, to Taormina, Sicily, to Oaxaca, Mexico, to Taos -- Mr. Dyer reveals the many reasons for his identifying with Lawrence. The two of them share working-class backgrounds, fierce tempers and great difficulty in producing their books.</w:t>
         <w:br/>
-        <w:t>"I'd make a comment at a meeting and nobody would even acknowledge me," Ms. Bunch said. "Then some man would say the same thing and they'd all nod and say, 'Good idea.' They turned me into a feminist because I was so frustrated. I'm grateful to them."</w:t>
+        <w:t>Mr. Dyer expresses admiration for another of Lawrence's skills. "According to Huxley," he writes, Lawrence " 'knew how to do nothing. He could just sit and be perfectly content.' " Mr. Dyer continues: "Not like me. I am always on the edge of what I am doing. I do everything badly, sloppily to get it over with so that I can get on to the next thing that I will do badly and sloppily so that I can then do nothing -- which I do anxiously, distractedly, wondering all the time if there isn't something else I should be getting on with." All the same, he often succeeds at getting nothing done.</w:t>
         <w:br/>
-        <w:t>It was during her years at the institute, from 1969 to 1977, that Ms. Bunch identified herself as a lesbian, organized a radical women's discussion group and founded the Furies Collective, a lesbian newspaper, and Quest: A Feminist Quarterly.</w:t>
+        <w:t>Mr. Dyer also admires Lawrence's acceptance of his fate. He too finally achieves an attitude of acceptance, although it is somewhat obliquely expressed. "Films and books," he writes, "urge us to think that there will come certain moments in our lives when, if we can make some grand, once-in-a-lifetime gesture of relinquishment, or of standing up for a certain principle -- if we can throw in our job and head off, leave the safe life with a woman that we do not love and, as it were, come out -- then we will be liberated, free. Moments -- crises -- like these are crucial to the cinema or theater where psychological turmoil has to be externalized and compressed."</w:t>
         <w:br/>
-        <w:t>The discovery of her sexual orientation, after living as a member of the white, middle-class Protestant majority, clarified "what it means to have privilege and what it means not to have privilege," she said. "It enabled me to understand, emotionally as well as intellectually, what it feels like to be marginalized."</w:t>
+        <w:t>But: "Unless, like Thelma and Louise, you plunge off the side of a canyon, there is no escaping the everyday. What Lawrence's life demonstrates so powerfully is that it actually takes a daily effort to be free." In the struggle not to write his serious study of Lawrence, Mr. Dyer makes a similar quotidian effort.</w:t>
         <w:br/>
-        <w:t>To be an American, Ms. Bunch knew, is to be privileged, so she turned her gaze toward the international arena, becoming, in effect, a feminist missionary. That meant nearly a decade organizing conferences around the world. In 1987, she accepted an invitation to bring her global perspective to Rutgers.</w:t>
-        <w:br/>
-        <w:t>The Center for Women's Global Leadership was the gleam of an idea, intended as an adjunct to the Center for American Women in Politics, an existing research and policy organization at Rutgers. Ms. Bunch was determined that it not take the predictable course as an incubator for international political leaders.</w:t>
-        <w:br/>
-        <w:t>"We need women leaders," she agreed. "But we need them to have a vision for something."</w:t>
-        <w:br/>
-        <w:t>That something, Ms. Bunch decided, should be an end to violence against women in all its permutations, from a battered executive wife in America to a starving Eastern European woman sold into prostitution. "This is what women have in common," Ms. Bunch said, "without pretending we are all the same."</w:t>
-        <w:br/>
-        <w:br/>
-        <w:t>http://www.nytimes.com</w:t>
+        <w:t>One other source of his rage is academic criticism. "Spare me the drudgery of systematic examinations," he writes, "and give me the lightning flashes of those wild books in which there is no attempt to cover the ground thoroughly or reasonably." In "Out of Sheer Rage" Mr. Dyer has written such a wild book. Unsystematically and with great humor, it lights up what really matters to him about his hero.</w:t>
         <w:br/>
         <w:br/>
         <w:t>Graphic</w:t>
@@ -98,7 +89,7 @@
         <w:br/>
         <w:t xml:space="preserve"> </w:t>
         <w:br/>
-        <w:t>Photo: Charlotte Bunch, director of the Center for Women's Global Leadership. (Marilynn K. Yee/The New York Times)</w:t>
+        <w:t>Photo: Geoff Dyer (Valeria Guglielmi/North Point Press)</w:t>
       </w:r>
     </w:p>
     <w:sectPr>

--- a/example_articles/states/New Mexico/3.states_New Mexico_New_York_Times.docx
+++ b/example_articles/states/New Mexico/3.states_New Mexico_New_York_Times.docx
@@ -34,7 +34,7 @@
     </w:p>
     <w:p>
       <w:r>
-        <w:t>Raw locations result, 'locations': ['England', 'Sicily (Italy)', 'Mexico', 'New Mexico (U.S.)']</w:t>
+        <w:t>Raw locations result, 'locations': ['England', 'Sicily (Italy)', 'Oaxaca (Mexico)', 'Taos, New Mexico, USA']</w:t>
       </w:r>
     </w:p>
     <w:p>
